--- a/EDA dashboard Python/Your_capstone_reports/Capstone_Weekly_Report 04.10.26.docx
+++ b/EDA dashboard Python/Your_capstone_reports/Capstone_Weekly_Report 04.10.26.docx
@@ -134,7 +134,7 @@
         <w:t xml:space="preserve">Definitive Replenishment Formulations: </w:t>
       </w:r>
       <w:r>
-        <w:t>Implemented src/inventory/inventory_engine.py translating SKU-level demand distributions into definitive replenishment policies: Lead Time Demand (LTD = L * mean(d)), Safety Stock (SS = Z * sqrt(L * sigma_d² + mean(d)² * sigma_L²)), Reorder Point (ROP = LTD + SS), and Economic Order Quantity (EOQ).</w:t>
+        <w:t>Implemented src/inventory/inventory_engine.py translating SKU-level demand distributions into definitive replenishment policies: Lead Time Demand (LTD = forecast demand over the next L weeks), Safety Stock (SS = Z * sqrt(L) * sigma), and Reorder Point (ROP = LTD + SS).</w:t>
       </w:r>
     </w:p>
     <w:p>
@@ -155,7 +155,7 @@
         <w:t xml:space="preserve">Empirical Variance Derivation: </w:t>
       </w:r>
       <w:r>
-        <w:t>Derived error dispersion sigma_LTD directly from empirical walk-forward backtest RMSE residuals rather than assuming theoretical Gaussian stationarity.</w:t>
+        <w:t>Derived the weekly error dispersion sigma from the champion's out-of-sample walk-forward backtest residuals (falling back to backtest RMSE), so sigma_LTD = sqrt(L) * sigma reflects measured forecast error rather than raw demand variability.</w:t>
       </w:r>
     </w:p>
     <w:p>
@@ -227,7 +227,7 @@
         <w:t xml:space="preserve">Distribution-Free Conformal Intervals: </w:t>
       </w:r>
       <w:r>
-        <w:t>Developed src/uncertainty/prediction_intervals.py providing distribution-free conformal prediction intervals.</w:t>
+        <w:t>Developed src/uncertainty/prediction_intervals.py providing distribution-free split-conformal prediction intervals, level-scaled from the champion's out-of-sample backtest residuals so they widen in peak season and narrow in the trough.</w:t>
       </w:r>
     </w:p>
     <w:p>
@@ -299,7 +299,7 @@
         <w:t xml:space="preserve">Dynamic Operational Stress Tests: </w:t>
       </w:r>
       <w:r>
-        <w:t>Built src/scenarios/simulator.py to evaluate supply chain resilience under macroeconomic and operational disruptions: Supplier Lead-Time Delay (+1 to +3 weeks), Promotional Demand Surge (+15% to +35%), and Summer Heatwave Temperature Shocks.</w:t>
+        <w:t>Built src/scenarios/simulator.py to evaluate supply chain resilience under planning-assumption demand scenarios (Summer Heatwave +30%, Dealer Festive Scheme +20%, Supply Chain Headwind -20%, Aggressive Market Expansion +15%, or a custom multiplier) with user-set lead time and service level.</w:t>
       </w:r>
     </w:p>
     <w:p>
@@ -320,7 +320,7 @@
         <w:t xml:space="preserve">Working Capital &amp; Stockout Exposure: </w:t>
       </w:r>
       <w:r>
-        <w:t>Simulated working capital lockup, stockout probabilities, and pipeline inventory requirements under each stress condition across all 5 regional sales branches.</w:t>
+        <w:t>Recomputes safety stock, reorder point and safety-stock capital under each scenario for any of the 5 regional sales branches; stock-out risk is reported only when the user enters on-hand stock.</w:t>
       </w:r>
     </w:p>
     <w:p>
@@ -350,7 +350,7 @@
         <w:t xml:space="preserve">APICS Tracking Signal Telemetry: </w:t>
       </w:r>
       <w:r>
-        <w:t>Developed src/monitoring/forecast_monitor.py tracking cumulative tracking signals (TS = sum(e_t) / MAD) against standard APICS quality control boundaries (+/- 4.0 warning, +/- 6.0 automatic retrain trigger).</w:t>
+        <w:t>Developed src/monitoring/forecast_monitor.py tracking cumulative tracking signals (TS = sum(e_t) / MAD) on the champion's latest out-of-sample backtest fold against standard APICS quality control boundaries (+/- 4.0 'Watch', beyond +/- 6.0 'Retrain Required' flag), together with accuracy degradation versus the model's earlier folds.</w:t>
       </w:r>
     </w:p>
     <w:p>
@@ -419,10 +419,10 @@
         <w:rPr>
           <w:b/>
         </w:rPr>
-        <w:t xml:space="preserve">Working Capital Optimization via Empirical Error: </w:t>
+        <w:t xml:space="preserve">Working Capital Sizing from Empirical Error: </w:t>
       </w:r>
       <w:r>
-        <w:t>Incorporating empirical forecast RMSE into safety stock sizing reduced required buffer stock by 14.2% across top-selling inverter AC models compared to traditional heuristic standard deviation sizing, freeing up working capital while maintaining a 95% cycle service level.</w:t>
+        <w:t>Safety stock is sized as SS = z * sqrt(L) * sigma, with sigma taken from the champion's out-of-sample backtest residuals rather than from raw demand variability, and ROP = LTD + SS; the buffer therefore reflects how well each SKU × Branch is actually forecast. No buffer-reduction percentage has been measured.</w:t>
       </w:r>
     </w:p>
     <w:p>
@@ -440,10 +440,10 @@
         <w:rPr>
           <w:b/>
         </w:rPr>
-        <w:t xml:space="preserve">Regional Vulnerability Divergence: </w:t>
+        <w:t xml:space="preserve">Lead-Time and Branch Sensitivity: </w:t>
       </w:r>
       <w:r>
-        <w:t>Scenario simulation revealed that Chennai (MAA) hub is highly sensitive to supplier lead-time jitter (a 1-week delay increases stockout risk by 27% during peak April–May months), whereas South Depot (SBD) exhibits greater buffer resilience due to larger regional storage capacity.</w:t>
+        <w:t>The simulator recomputes LTD, safety stock and ROP for any lead time and service level per branch (ODU volume share: MAA 35.3%, SBD 28.0%, SBD1 16.1%, COK 10.8%, BLR 9.8%); stock-out probability requires the planner to enter on-hand stock, which is not in the billing extract.</w:t>
       </w:r>
     </w:p>
     <w:p>
@@ -461,10 +461,10 @@
         <w:rPr>
           <w:b/>
         </w:rPr>
-        <w:t xml:space="preserve">Proactive Drift Detection: </w:t>
+        <w:t xml:space="preserve">Drift and Degradation Monitoring: </w:t>
       </w:r>
       <w:r>
-        <w:t>Tracking Signal telemetry effectively flagged a persistent under-forecasting bias during seasonal transition weeks, automatically cueing retraining workflows before supply stockouts occurred.</w:t>
+        <w:t>The tracking signal and accuracy degradation are computed on the champion's latest out-of-sample backtest fold relative to its earlier folds, and PSI / KS tests check for drift in weekly demand; series breaching the thresholds are flagged in the planner action queue for review.</w:t>
       </w:r>
     </w:p>
     <w:p>
